--- a/Lab05/Answer_sheet.docx
+++ b/Lab05/Answer_sheet.docx
@@ -89,8 +89,8 @@
           <w:rFonts w:ascii="Times New Roman" w:hAnsi="Times New Roman" w:cs="Times New Roman"/>
           <w:b/>
           <w:bCs/>
-          <w:sz w:val="32"/>
-          <w:szCs w:val="32"/>
+          <w:sz w:val="36"/>
+          <w:szCs w:val="36"/>
         </w:rPr>
       </w:pPr>
       <w:r>
@@ -100,8 +100,20 @@
           <w:bCs/>
           <w:sz w:val="32"/>
           <w:szCs w:val="32"/>
-        </w:rPr>
-        <w:t>GitHub Link:</w:t>
+          <w:u w:val="single"/>
+        </w:rPr>
+        <w:t>GitHub Link</w:t>
+      </w:r>
+      <w:r>
+        <w:rPr>
+          <w:rFonts w:ascii="Times New Roman" w:hAnsi="Times New Roman" w:cs="Times New Roman"/>
+          <w:b/>
+          <w:bCs/>
+          <w:sz w:val="36"/>
+          <w:szCs w:val="36"/>
+          <w:u w:val="single"/>
+        </w:rPr>
+        <w:t>:</w:t>
       </w:r>
     </w:p>
     <w:p>
@@ -112,6 +124,25 @@
           <w:szCs w:val="32"/>
         </w:rPr>
       </w:pPr>
+      <w:hyperlink r:id="rId5">
+        <w:r>
+          <w:rPr>
+            <w:rStyle w:val="Hyperlink"/>
+            <w:rFonts w:ascii="Times New Roman" w:hAnsi="Times New Roman" w:cs="Times New Roman"/>
+            <w:sz w:val="32"/>
+            <w:szCs w:val="32"/>
+          </w:rPr>
+          <w:t>https://github.com/407-Proxy/ENSF381</w:t>
+        </w:r>
+      </w:hyperlink>
+      <w:r>
+        <w:rPr>
+          <w:rFonts w:ascii="Times New Roman" w:hAnsi="Times New Roman" w:cs="Times New Roman"/>
+          <w:sz w:val="32"/>
+          <w:szCs w:val="32"/>
+        </w:rPr>
+        <w:t xml:space="preserve"> </w:t>
+      </w:r>
     </w:p>
     <w:p>
       <w:pPr>
@@ -123,7 +154,58 @@
           <w:szCs w:val="28"/>
         </w:rPr>
       </w:pPr>
+    </w:p>
+    <w:p>
+      <w:pPr>
+        <w:pStyle w:val="Heading2"/>
+        <w:rPr>
+          <w:rFonts w:ascii="Times New Roman" w:hAnsi="Times New Roman"/>
+          <w:b/>
+          <w:bCs/>
+          <w:color w:val="000000" w:themeColor="dark1"/>
+          <w:u w:val="single"/>
+        </w:rPr>
+      </w:pPr>
       <w:r>
+        <w:rPr>
+          <w:rFonts w:ascii="Times New Roman" w:hAnsi="Times New Roman"/>
+          <w:b/>
+          <w:bCs/>
+          <w:color w:val="000000" w:themeColor="dark1"/>
+          <w:u w:val="single"/>
+        </w:rPr>
+        <w:t>Group Information:</w:t>
+      </w:r>
+    </w:p>
+    <w:p>
+      <w:pPr>
+        <w:rPr>
+          <w:rFonts w:ascii="Times New Roman" w:hAnsi="Times New Roman" w:cs="Times New Roman"/>
+        </w:rPr>
+      </w:pPr>
+      <w:r>
+        <w:rPr>
+          <w:rFonts w:ascii="Times New Roman" w:hAnsi="Times New Roman" w:cs="Times New Roman"/>
+        </w:rPr>
+        <w:t xml:space="preserve">Mazin </w:t>
+      </w:r>
+      <w:proofErr w:type="spellStart"/>
+      <w:r>
+        <w:rPr>
+          <w:rFonts w:ascii="Times New Roman" w:hAnsi="Times New Roman" w:cs="Times New Roman"/>
+        </w:rPr>
+        <w:t>Mazin</w:t>
+      </w:r>
+      <w:proofErr w:type="spellEnd"/>
+      <w:r>
+        <w:rPr>
+          <w:rFonts w:ascii="Times New Roman" w:hAnsi="Times New Roman" w:cs="Times New Roman"/>
+        </w:rPr>
+        <w:t xml:space="preserve"> 30243457</w:t>
+      </w:r>
+    </w:p>
+    <w:p>
+      <w:pPr>
         <w:rPr>
           <w:rFonts w:ascii="Times New Roman" w:hAnsi="Times New Roman" w:cs="Times New Roman"/>
           <w:b/>
@@ -131,46 +213,19 @@
           <w:sz w:val="28"/>
           <w:szCs w:val="28"/>
         </w:rPr>
-        <w:t>Group information:</w:t>
+      </w:pPr>
+      <w:r>
+        <w:rPr>
+          <w:rFonts w:ascii="Times New Roman" w:hAnsi="Times New Roman" w:cs="Times New Roman"/>
+        </w:rPr>
+        <w:t>Azlan Qamar 30241636</w:t>
       </w:r>
-    </w:p>
-    <w:p>
-      <w:pPr>
-        <w:rPr>
-          <w:rFonts w:ascii="Times New Roman" w:hAnsi="Times New Roman" w:cs="Times New Roman"/>
-        </w:rPr>
-      </w:pPr>
       <w:r>
         <w:rPr>
           <w:rFonts w:ascii="Times New Roman" w:hAnsi="Times New Roman" w:cs="Times New Roman"/>
         </w:rPr>
-        <w:t>Name 1 (UCID#)</w:t>
+        <w:t xml:space="preserve"> </w:t>
       </w:r>
-    </w:p>
-    <w:p>
-      <w:pPr>
-        <w:rPr>
-          <w:rFonts w:ascii="Times New Roman" w:hAnsi="Times New Roman" w:cs="Times New Roman"/>
-        </w:rPr>
-      </w:pPr>
-      <w:r>
-        <w:rPr>
-          <w:rFonts w:ascii="Times New Roman" w:hAnsi="Times New Roman" w:cs="Times New Roman"/>
-        </w:rPr>
-        <w:t>Name 2 (UCID#)</w:t>
-      </w:r>
-    </w:p>
-    <w:p/>
-    <w:p>
-      <w:pPr>
-        <w:rPr>
-          <w:rFonts w:ascii="Times New Roman" w:hAnsi="Times New Roman" w:cs="Times New Roman"/>
-          <w:b/>
-          <w:bCs/>
-          <w:sz w:val="28"/>
-          <w:szCs w:val="28"/>
-        </w:rPr>
-      </w:pPr>
     </w:p>
     <w:sectPr>
       <w:pgSz w:w="12240" w:h="15840"/>
@@ -377,7 +432,7 @@
     <w:lsdException w:name="Body Text Indent 2" w:semiHidden="1" w:unhideWhenUsed="1"/>
     <w:lsdException w:name="Body Text Indent 3" w:semiHidden="1" w:unhideWhenUsed="1"/>
     <w:lsdException w:name="Block Text" w:semiHidden="1" w:unhideWhenUsed="1"/>
-    <w:lsdException w:name="Hyperlink" w:semiHidden="1" w:unhideWhenUsed="1"/>
+    <w:lsdException w:name="Hyperlink" w:semiHidden="1" w:uiPriority="0" w:unhideWhenUsed="1"/>
     <w:lsdException w:name="FollowedHyperlink" w:semiHidden="1" w:unhideWhenUsed="1"/>
     <w:lsdException w:name="Strong" w:uiPriority="22" w:qFormat="1"/>
     <w:lsdException w:name="Emphasis" w:uiPriority="20" w:qFormat="1"/>
@@ -1186,6 +1241,14 @@
       <w:smallCaps/>
       <w:color w:val="0F4761" w:themeColor="accent1" w:themeShade="BF"/>
       <w:spacing w:val="5"/>
+    </w:rPr>
+  </w:style>
+  <w:style w:type="character" w:styleId="Hyperlink">
+    <w:name w:val="Hyperlink"/>
+    <w:rsid w:val="00955640"/>
+    <w:rPr>
+      <w:color w:val="000080"/>
+      <w:u w:val="single"/>
     </w:rPr>
   </w:style>
 </w:styles>
